--- a/CÔNG TY TNHH CHÍ ĐỊNH VIỆT NAM/ChiDinh_BoSungDDPL/Mẫu 12.docx
+++ b/CÔNG TY TNHH CHÍ ĐỊNH VIỆT NAM/ChiDinh_BoSungDDPL/Mẫu 12.docx
@@ -1,6 +1,6 @@
 
 <file path=word/document.xml><?xml version="1.0" encoding="utf-8"?>
-<w:document xmlns:wpc="http://schemas.microsoft.com/office/word/2010/wordprocessingCanvas" xmlns:cx="http://schemas.microsoft.com/office/drawing/2014/chartex" xmlns:cx1="http://schemas.microsoft.com/office/drawing/2015/9/8/chartex" xmlns:cx2="http://schemas.microsoft.com/office/drawing/2015/10/21/chartex" xmlns:cx3="http://schemas.microsoft.com/office/drawing/2016/5/9/chartex" xmlns:cx4="http://schemas.microsoft.com/office/drawing/2016/5/10/chartex" xmlns:cx5="http://schemas.microsoft.com/office/drawing/2016/5/11/chartex" xmlns:cx6="http://schemas.microsoft.com/office/drawing/2016/5/12/chartex" xmlns:cx7="http://schemas.microsoft.com/office/drawing/2016/5/13/chartex" xmlns:cx8="http://schemas.microsoft.com/office/drawing/2016/5/14/chartex" xmlns:mc="http://schemas.openxmlformats.org/markup-compatibility/2006" xmlns:aink="http://schemas.microsoft.com/office/drawing/2016/ink" xmlns:am3d="http://schemas.microsoft.com/office/drawing/2017/model3d" xmlns:o="urn:schemas-microsoft-com:office:office" xmlns:oel="http://schemas.microsoft.com/office/2019/extlst" xmlns:r="http://schemas.openxmlformats.org/officeDocument/2006/relationships" xmlns:m="http://schemas.openxmlformats.org/officeDocument/2006/math" xmlns:v="urn:schemas-microsoft-com:vml" xmlns:wp14="http://schemas.microsoft.com/office/word/2010/wordprocessingDrawing" xmlns:wp="http://schemas.openxmlformats.org/drawingml/2006/wordprocessingDrawing" xmlns:w10="urn:schemas-microsoft-com:office:word" xmlns:w="http://schemas.openxmlformats.org/wordprocessingml/2006/main" xmlns:w14="http://schemas.microsoft.com/office/word/2010/wordml" xmlns:w15="http://schemas.microsoft.com/office/word/2012/wordml" xmlns:w16cex="http://schemas.microsoft.com/office/word/2018/wordml/cex" xmlns:w16cid="http://schemas.microsoft.com/office/word/2016/wordml/cid" xmlns:w16="http://schemas.microsoft.com/office/word/2018/wordml" xmlns:w16du="http://schemas.microsoft.com/office/word/2023/wordml/word16du" xmlns:w16sdtdh="http://schemas.microsoft.com/office/word/2020/wordml/sdtdatahash" xmlns:w16sdtfl="http://schemas.microsoft.com/office/word/2024/wordml/sdtformatlock" xmlns:w16se="http://schemas.microsoft.com/office/word/2015/wordml/symex" xmlns:wpg="http://schemas.microsoft.com/office/word/2010/wordprocessingGroup" xmlns:wpi="http://schemas.microsoft.com/office/word/2010/wordprocessingInk" xmlns:wne="http://schemas.microsoft.com/office/word/2006/wordml" xmlns:wps="http://schemas.microsoft.com/office/word/2010/wordprocessingShape" mc:Ignorable="w14 w15 w16se w16cid w16 w16cex w16sdtdh w16sdtfl w16du wp14">
+<w:document xmlns:wpc="http://schemas.microsoft.com/office/word/2010/wordprocessingCanvas" xmlns:cx="http://schemas.microsoft.com/office/drawing/2014/chartex" xmlns:cx1="http://schemas.microsoft.com/office/drawing/2015/9/8/chartex" xmlns:mc="http://schemas.openxmlformats.org/markup-compatibility/2006" xmlns:o="urn:schemas-microsoft-com:office:office" xmlns:r="http://schemas.openxmlformats.org/officeDocument/2006/relationships" xmlns:m="http://schemas.openxmlformats.org/officeDocument/2006/math" xmlns:v="urn:schemas-microsoft-com:vml" xmlns:wp14="http://schemas.microsoft.com/office/word/2010/wordprocessingDrawing" xmlns:wp="http://schemas.openxmlformats.org/drawingml/2006/wordprocessingDrawing" xmlns:w10="urn:schemas-microsoft-com:office:word" xmlns:w="http://schemas.openxmlformats.org/wordprocessingml/2006/main" xmlns:w14="http://schemas.microsoft.com/office/word/2010/wordml" xmlns:w15="http://schemas.microsoft.com/office/word/2012/wordml" xmlns:w16se="http://schemas.microsoft.com/office/word/2015/wordml/symex" xmlns:wpg="http://schemas.microsoft.com/office/word/2010/wordprocessingGroup" xmlns:wpi="http://schemas.microsoft.com/office/word/2010/wordprocessingInk" xmlns:wne="http://schemas.microsoft.com/office/word/2006/wordml" xmlns:wps="http://schemas.microsoft.com/office/word/2010/wordprocessingShape" mc:Ignorable="w14 w15 w16se wp14">
   <w:body>
     <w:tbl>
       <w:tblPr>
@@ -136,7 +136,7 @@
                     </wp:anchor>
                   </w:drawing>
                 </mc:Choice>
-                <mc:Fallback>
+                <mc:Fallback xmlns:w16sdtfl="http://schemas.microsoft.com/office/word/2024/wordml/sdtformatlock" xmlns:w16sdtdh="http://schemas.microsoft.com/office/word/2020/wordml/sdtdatahash" xmlns:w16du="http://schemas.microsoft.com/office/word/2023/wordml/word16du" xmlns:w16="http://schemas.microsoft.com/office/word/2018/wordml" xmlns:w16cid="http://schemas.microsoft.com/office/word/2016/wordml/cid" xmlns:w16cex="http://schemas.microsoft.com/office/word/2018/wordml/cex" xmlns:oel="http://schemas.microsoft.com/office/2019/extlst" xmlns:am3d="http://schemas.microsoft.com/office/drawing/2017/model3d" xmlns:aink="http://schemas.microsoft.com/office/drawing/2016/ink" xmlns:cx8="http://schemas.microsoft.com/office/drawing/2016/5/14/chartex" xmlns:cx7="http://schemas.microsoft.com/office/drawing/2016/5/13/chartex" xmlns:cx6="http://schemas.microsoft.com/office/drawing/2016/5/12/chartex" xmlns:cx5="http://schemas.microsoft.com/office/drawing/2016/5/11/chartex" xmlns:cx4="http://schemas.microsoft.com/office/drawing/2016/5/10/chartex" xmlns:cx3="http://schemas.microsoft.com/office/drawing/2016/5/9/chartex" xmlns:cx2="http://schemas.microsoft.com/office/drawing/2015/10/21/chartex">
                   <w:pict>
                     <v:line w14:anchorId="6598B54E" id="Line 159" o:spid="_x0000_s1026" style="position:absolute;z-index:251672576;visibility:visible;mso-wrap-style:square;mso-width-percent:0;mso-height-percent:0;mso-wrap-distance-left:9pt;mso-wrap-distance-top:-6e-5mm;mso-wrap-distance-right:9pt;mso-wrap-distance-bottom:-6e-5mm;mso-position-horizontal:center;mso-position-horizontal-relative:margin;mso-position-vertical:absolute;mso-position-vertical-relative:text;mso-width-percent:0;mso-height-percent:0;mso-width-relative:page;mso-height-relative:page" from="0,15.5pt" to="158.75pt,15.5pt" o:gfxdata="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">
                       <o:lock v:ext="edit" shapetype="f"/>
@@ -300,7 +300,7 @@
               </wp:anchor>
             </w:drawing>
           </mc:Choice>
-          <mc:Fallback>
+          <mc:Fallback xmlns:w16sdtfl="http://schemas.microsoft.com/office/word/2024/wordml/sdtformatlock" xmlns:w16sdtdh="http://schemas.microsoft.com/office/word/2020/wordml/sdtdatahash" xmlns:w16du="http://schemas.microsoft.com/office/word/2023/wordml/word16du" xmlns:w16="http://schemas.microsoft.com/office/word/2018/wordml" xmlns:w16cid="http://schemas.microsoft.com/office/word/2016/wordml/cid" xmlns:w16cex="http://schemas.microsoft.com/office/word/2018/wordml/cex" xmlns:oel="http://schemas.microsoft.com/office/2019/extlst" xmlns:am3d="http://schemas.microsoft.com/office/drawing/2017/model3d" xmlns:aink="http://schemas.microsoft.com/office/drawing/2016/ink" xmlns:cx8="http://schemas.microsoft.com/office/drawing/2016/5/14/chartex" xmlns:cx7="http://schemas.microsoft.com/office/drawing/2016/5/13/chartex" xmlns:cx6="http://schemas.microsoft.com/office/drawing/2016/5/12/chartex" xmlns:cx5="http://schemas.microsoft.com/office/drawing/2016/5/11/chartex" xmlns:cx4="http://schemas.microsoft.com/office/drawing/2016/5/10/chartex" xmlns:cx3="http://schemas.microsoft.com/office/drawing/2016/5/9/chartex" xmlns:cx2="http://schemas.microsoft.com/office/drawing/2015/10/21/chartex">
             <w:pict>
               <v:line w14:anchorId="3D835A94" id="Straight Connector 1" o:spid="_x0000_s1026" style="position:absolute;z-index:251673600;visibility:visible;mso-wrap-style:square;mso-width-percent:0;mso-height-percent:0;mso-wrap-distance-left:9pt;mso-wrap-distance-top:-3e-5mm;mso-wrap-distance-right:9pt;mso-wrap-distance-bottom:-3e-5mm;mso-position-horizontal:center;mso-position-horizontal-relative:margin;mso-position-vertical:absolute;mso-position-vertical-relative:text;mso-width-percent:0;mso-height-percent:0;mso-width-relative:margin;mso-height-relative:page" from="0,66.95pt" to="111.65pt,66.95pt" o:gfxdata="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" strokecolor="black [3200]" strokeweight=".5pt">
                 <v:stroke joinstyle="miter"/>
@@ -1082,7 +1082,7 @@
               </wp:anchor>
             </w:drawing>
           </mc:Choice>
-          <mc:Fallback>
+          <mc:Fallback xmlns:w16sdtfl="http://schemas.microsoft.com/office/word/2024/wordml/sdtformatlock" xmlns:w16sdtdh="http://schemas.microsoft.com/office/word/2020/wordml/sdtdatahash" xmlns:w16du="http://schemas.microsoft.com/office/word/2023/wordml/word16du" xmlns:w16="http://schemas.microsoft.com/office/word/2018/wordml" xmlns:w16cid="http://schemas.microsoft.com/office/word/2016/wordml/cid" xmlns:w16cex="http://schemas.microsoft.com/office/word/2018/wordml/cex" xmlns:oel="http://schemas.microsoft.com/office/2019/extlst" xmlns:am3d="http://schemas.microsoft.com/office/drawing/2017/model3d" xmlns:aink="http://schemas.microsoft.com/office/drawing/2016/ink" xmlns:cx8="http://schemas.microsoft.com/office/drawing/2016/5/14/chartex" xmlns:cx7="http://schemas.microsoft.com/office/drawing/2016/5/13/chartex" xmlns:cx6="http://schemas.microsoft.com/office/drawing/2016/5/12/chartex" xmlns:cx5="http://schemas.microsoft.com/office/drawing/2016/5/11/chartex" xmlns:cx4="http://schemas.microsoft.com/office/drawing/2016/5/10/chartex" xmlns:cx3="http://schemas.microsoft.com/office/drawing/2016/5/9/chartex" xmlns:cx2="http://schemas.microsoft.com/office/drawing/2015/10/21/chartex">
             <w:pict>
               <v:rect w14:anchorId="7028B9F1" id="Rectangle 800" o:spid="_x0000_s1026" style="position:absolute;margin-left:398.8pt;margin-top:62.75pt;width:20.15pt;height:15.95pt;z-index:251668480;visibility:visible;mso-wrap-style:none;mso-width-percent:0;mso-height-percent:0;mso-wrap-distance-left:9pt;mso-wrap-distance-top:0;mso-wrap-distance-right:9pt;mso-wrap-distance-bottom:0;mso-position-horizontal:absolute;mso-position-horizontal-relative:text;mso-position-vertical:absolute;mso-position-vertical-relative:text;mso-width-percent:0;mso-height-percent:0;mso-width-relative:page;mso-height-relative:page;v-text-anchor:middle" o:gfxdata="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" strokeweight=".26mm">
                 <v:stroke endcap="square"/>
@@ -1155,7 +1155,7 @@
               </wp:anchor>
             </w:drawing>
           </mc:Choice>
-          <mc:Fallback>
+          <mc:Fallback xmlns:w16sdtfl="http://schemas.microsoft.com/office/word/2024/wordml/sdtformatlock" xmlns:w16sdtdh="http://schemas.microsoft.com/office/word/2020/wordml/sdtdatahash" xmlns:w16du="http://schemas.microsoft.com/office/word/2023/wordml/word16du" xmlns:w16="http://schemas.microsoft.com/office/word/2018/wordml" xmlns:w16cid="http://schemas.microsoft.com/office/word/2016/wordml/cid" xmlns:w16cex="http://schemas.microsoft.com/office/word/2018/wordml/cex" xmlns:oel="http://schemas.microsoft.com/office/2019/extlst" xmlns:am3d="http://schemas.microsoft.com/office/drawing/2017/model3d" xmlns:aink="http://schemas.microsoft.com/office/drawing/2016/ink" xmlns:cx8="http://schemas.microsoft.com/office/drawing/2016/5/14/chartex" xmlns:cx7="http://schemas.microsoft.com/office/drawing/2016/5/13/chartex" xmlns:cx6="http://schemas.microsoft.com/office/drawing/2016/5/12/chartex" xmlns:cx5="http://schemas.microsoft.com/office/drawing/2016/5/11/chartex" xmlns:cx4="http://schemas.microsoft.com/office/drawing/2016/5/10/chartex" xmlns:cx3="http://schemas.microsoft.com/office/drawing/2016/5/9/chartex" xmlns:cx2="http://schemas.microsoft.com/office/drawing/2015/10/21/chartex">
             <w:pict>
               <v:rect w14:anchorId="05E3954F" id="Rectangle 826" o:spid="_x0000_s1026" style="position:absolute;margin-left:398.8pt;margin-top:86.4pt;width:20.15pt;height:15.95pt;z-index:251669504;visibility:visible;mso-wrap-style:none;mso-width-percent:0;mso-height-percent:0;mso-wrap-distance-left:9pt;mso-wrap-distance-top:0;mso-wrap-distance-right:9pt;mso-wrap-distance-bottom:0;mso-position-horizontal:absolute;mso-position-horizontal-relative:text;mso-position-vertical:absolute;mso-position-vertical-relative:text;mso-width-percent:0;mso-height-percent:0;mso-width-relative:page;mso-height-relative:page;v-text-anchor:middle" o:gfxdata="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" strokeweight=".26mm">
                 <v:stroke endcap="square"/>
@@ -1630,7 +1630,7 @@
           </mc:Choice>
           <mc:Fallback>
             <w:pict>
-              <v:group w14:anchorId="63503022" id="Group 1" o:spid="_x0000_s1026" style="position:absolute;left:0;text-align:left;margin-left:68.75pt;margin-top:47.35pt;width:112.85pt;height:13.95pt;z-index:251670528" coordsize="14332,1771" o:gfxdata="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">
+              <v:group w14:anchorId="63503022" id="Group 1" o:spid="_x0000_s1026" style="position:absolute;left:0;text-align:left;margin-left:68.75pt;margin-top:47.35pt;width:112.85pt;height:13.95pt;z-index:251670528" coordsize="14332,1771" o:gfxdata="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">
                 <v:shapetype id="_x0000_t202" coordsize="21600,21600" o:spt="202" path="m,l,21600r21600,l21600,xe">
                   <v:stroke joinstyle="miter"/>
                   <v:path gradientshapeok="t" o:connecttype="rect"/>
@@ -3132,17 +3132,34 @@
         <w:rPr>
           <w:sz w:val="26"/>
           <w:szCs w:val="26"/>
-          <w:lang w:val="vi-VN"/>
-        </w:rPr>
-        <w:t xml:space="preserve">: </w:t>
-      </w:r>
+        </w:rPr>
+        <w:t>, khu phố</w:t>
+      </w:r>
+      <w:bookmarkStart w:id="6" w:name="_GoBack"/>
+      <w:bookmarkEnd w:id="6"/>
       <w:r>
         <w:rPr>
           <w:sz w:val="26"/>
           <w:szCs w:val="26"/>
           <w:lang w:val="vi-VN"/>
         </w:rPr>
-        <w:t>Số 4/19, Khu phố Bình Phước B, Phường An Phú, Thành phố Hồ Chí Minh, Việt Nam</w:t>
+        <w:t xml:space="preserve">: </w:t>
+      </w:r>
+      <w:r>
+        <w:rPr>
+          <w:sz w:val="26"/>
+          <w:szCs w:val="26"/>
+          <w:lang w:val="vi-VN"/>
+        </w:rPr>
+        <w:t>Số 4/19, Khu phố Bình Chuẩn 3</w:t>
+      </w:r>
+      <w:r>
+        <w:rPr>
+          <w:sz w:val="26"/>
+          <w:szCs w:val="26"/>
+          <w:lang w:val="vi-VN"/>
+        </w:rPr>
+        <w:t>, Phường An Phú, Thành phố Hồ Chí Minh, Việt Nam</w:t>
       </w:r>
     </w:p>
     <w:p>
@@ -3442,7 +3459,7 @@
           </mc:Choice>
           <mc:Fallback>
             <w:pict>
-              <v:rect w14:anchorId="043ABBAC" id="Rectangle 577" o:spid="_x0000_s1029" style="position:absolute;left:0;text-align:left;margin-left:7.4pt;margin-top:-.25pt;width:19.05pt;height:16.95pt;z-index:251675648;visibility:visible;mso-wrap-style:square;mso-width-percent:0;mso-height-percent:0;mso-wrap-distance-left:9pt;mso-wrap-distance-top:0;mso-wrap-distance-right:9pt;mso-wrap-distance-bottom:0;mso-position-horizontal:absolute;mso-position-horizontal-relative:text;mso-position-vertical:absolute;mso-position-vertical-relative:text;mso-width-percent:0;mso-height-percent:0;mso-width-relative:page;mso-height-relative:page;v-text-anchor:top" o:gfxdata="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">
+              <v:rect w14:anchorId="043ABBAC" id="Rectangle 577" o:spid="_x0000_s1029" style="position:absolute;left:0;text-align:left;margin-left:7.4pt;margin-top:-.25pt;width:19.05pt;height:16.95pt;z-index:251675648;visibility:visible;mso-wrap-style:square;mso-width-percent:0;mso-height-percent:0;mso-wrap-distance-left:9pt;mso-wrap-distance-top:0;mso-wrap-distance-right:9pt;mso-wrap-distance-bottom:0;mso-position-horizontal:absolute;mso-position-horizontal-relative:text;mso-position-vertical:absolute;mso-position-vertical-relative:text;mso-width-percent:0;mso-height-percent:0;mso-width-relative:page;mso-height-relative:page;v-text-anchor:top" o:gfxdata="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">
                 <v:path arrowok="t"/>
                 <v:textbox>
                   <w:txbxContent>
@@ -3967,7 +3984,7 @@
                 <w:lang w:val="nl-NL"/>
               </w:rPr>
             </w:pPr>
-            <w:bookmarkStart w:id="6" w:name="_Hlk239965203"/>
+            <w:bookmarkStart w:id="7" w:name="_Hlk239965203"/>
             <w:r>
               <w:rPr>
                 <w:b/>
@@ -3976,7 +3993,7 @@
               </w:rPr>
               <w:t>TRƯƠNG NGỌC MỸ</w:t>
             </w:r>
-            <w:bookmarkEnd w:id="6"/>
+            <w:bookmarkEnd w:id="7"/>
           </w:p>
           <w:p>
             <w:pPr>
@@ -4012,7 +4029,7 @@
 </file>
 
 <file path=word/endnotes.xml><?xml version="1.0" encoding="utf-8"?>
-<w:endnotes xmlns:wpc="http://schemas.microsoft.com/office/word/2010/wordprocessingCanvas" xmlns:cx="http://schemas.microsoft.com/office/drawing/2014/chartex" xmlns:cx1="http://schemas.microsoft.com/office/drawing/2015/9/8/chartex" xmlns:cx2="http://schemas.microsoft.com/office/drawing/2015/10/21/chartex" xmlns:cx3="http://schemas.microsoft.com/office/drawing/2016/5/9/chartex" xmlns:cx4="http://schemas.microsoft.com/office/drawing/2016/5/10/chartex" xmlns:cx5="http://schemas.microsoft.com/office/drawing/2016/5/11/chartex" xmlns:cx6="http://schemas.microsoft.com/office/drawing/2016/5/12/chartex" xmlns:cx7="http://schemas.microsoft.com/office/drawing/2016/5/13/chartex" xmlns:cx8="http://schemas.microsoft.com/office/drawing/2016/5/14/chartex" xmlns:mc="http://schemas.openxmlformats.org/markup-compatibility/2006" xmlns:aink="http://schemas.microsoft.com/office/drawing/2016/ink" xmlns:am3d="http://schemas.microsoft.com/office/drawing/2017/model3d" xmlns:o="urn:schemas-microsoft-com:office:office" xmlns:oel="http://schemas.microsoft.com/office/2019/extlst" xmlns:r="http://schemas.openxmlformats.org/officeDocument/2006/relationships" xmlns:m="http://schemas.openxmlformats.org/officeDocument/2006/math" xmlns:v="urn:schemas-microsoft-com:vml" xmlns:wp14="http://schemas.microsoft.com/office/word/2010/wordprocessingDrawing" xmlns:wp="http://schemas.openxmlformats.org/drawingml/2006/wordprocessingDrawing" xmlns:w10="urn:schemas-microsoft-com:office:word" xmlns:w="http://schemas.openxmlformats.org/wordprocessingml/2006/main" xmlns:w14="http://schemas.microsoft.com/office/word/2010/wordml" xmlns:w15="http://schemas.microsoft.com/office/word/2012/wordml" xmlns:w16cex="http://schemas.microsoft.com/office/word/2018/wordml/cex" xmlns:w16cid="http://schemas.microsoft.com/office/word/2016/wordml/cid" xmlns:w16="http://schemas.microsoft.com/office/word/2018/wordml" xmlns:w16du="http://schemas.microsoft.com/office/word/2023/wordml/word16du" xmlns:w16sdtdh="http://schemas.microsoft.com/office/word/2020/wordml/sdtdatahash" xmlns:w16sdtfl="http://schemas.microsoft.com/office/word/2024/wordml/sdtformatlock" xmlns:w16se="http://schemas.microsoft.com/office/word/2015/wordml/symex" xmlns:wpg="http://schemas.microsoft.com/office/word/2010/wordprocessingGroup" xmlns:wpi="http://schemas.microsoft.com/office/word/2010/wordprocessingInk" xmlns:wne="http://schemas.microsoft.com/office/word/2006/wordml" xmlns:wps="http://schemas.microsoft.com/office/word/2010/wordprocessingShape" mc:Ignorable="w14 w15 w16se w16cid w16 w16cex w16sdtdh w16sdtfl w16du wp14">
+<w:endnotes xmlns:wpc="http://schemas.microsoft.com/office/word/2010/wordprocessingCanvas" xmlns:cx="http://schemas.microsoft.com/office/drawing/2014/chartex" xmlns:cx1="http://schemas.microsoft.com/office/drawing/2015/9/8/chartex" xmlns:mc="http://schemas.openxmlformats.org/markup-compatibility/2006" xmlns:o="urn:schemas-microsoft-com:office:office" xmlns:r="http://schemas.openxmlformats.org/officeDocument/2006/relationships" xmlns:m="http://schemas.openxmlformats.org/officeDocument/2006/math" xmlns:v="urn:schemas-microsoft-com:vml" xmlns:wp14="http://schemas.microsoft.com/office/word/2010/wordprocessingDrawing" xmlns:wp="http://schemas.openxmlformats.org/drawingml/2006/wordprocessingDrawing" xmlns:w10="urn:schemas-microsoft-com:office:word" xmlns:w="http://schemas.openxmlformats.org/wordprocessingml/2006/main" xmlns:w14="http://schemas.microsoft.com/office/word/2010/wordml" xmlns:w15="http://schemas.microsoft.com/office/word/2012/wordml" xmlns:w16se="http://schemas.microsoft.com/office/word/2015/wordml/symex" xmlns:wpg="http://schemas.microsoft.com/office/word/2010/wordprocessingGroup" xmlns:wpi="http://schemas.microsoft.com/office/word/2010/wordprocessingInk" xmlns:wne="http://schemas.microsoft.com/office/word/2006/wordml" xmlns:wps="http://schemas.microsoft.com/office/word/2010/wordprocessingShape" mc:Ignorable="w14 w15 w16se wp14">
   <w:endnote w:type="separator" w:id="-1">
     <w:p>
       <w:r>
@@ -4031,7 +4048,7 @@
 </file>
 
 <file path=word/footnotes.xml><?xml version="1.0" encoding="utf-8"?>
-<w:footnotes xmlns:wpc="http://schemas.microsoft.com/office/word/2010/wordprocessingCanvas" xmlns:cx="http://schemas.microsoft.com/office/drawing/2014/chartex" xmlns:cx1="http://schemas.microsoft.com/office/drawing/2015/9/8/chartex" xmlns:cx2="http://schemas.microsoft.com/office/drawing/2015/10/21/chartex" xmlns:cx3="http://schemas.microsoft.com/office/drawing/2016/5/9/chartex" xmlns:cx4="http://schemas.microsoft.com/office/drawing/2016/5/10/chartex" xmlns:cx5="http://schemas.microsoft.com/office/drawing/2016/5/11/chartex" xmlns:cx6="http://schemas.microsoft.com/office/drawing/2016/5/12/chartex" xmlns:cx7="http://schemas.microsoft.com/office/drawing/2016/5/13/chartex" xmlns:cx8="http://schemas.microsoft.com/office/drawing/2016/5/14/chartex" xmlns:mc="http://schemas.openxmlformats.org/markup-compatibility/2006" xmlns:aink="http://schemas.microsoft.com/office/drawing/2016/ink" xmlns:am3d="http://schemas.microsoft.com/office/drawing/2017/model3d" xmlns:o="urn:schemas-microsoft-com:office:office" xmlns:oel="http://schemas.microsoft.com/office/2019/extlst" xmlns:r="http://schemas.openxmlformats.org/officeDocument/2006/relationships" xmlns:m="http://schemas.openxmlformats.org/officeDocument/2006/math" xmlns:v="urn:schemas-microsoft-com:vml" xmlns:wp14="http://schemas.microsoft.com/office/word/2010/wordprocessingDrawing" xmlns:wp="http://schemas.openxmlformats.org/drawingml/2006/wordprocessingDrawing" xmlns:w10="urn:schemas-microsoft-com:office:word" xmlns:w="http://schemas.openxmlformats.org/wordprocessingml/2006/main" xmlns:w14="http://schemas.microsoft.com/office/word/2010/wordml" xmlns:w15="http://schemas.microsoft.com/office/word/2012/wordml" xmlns:w16cex="http://schemas.microsoft.com/office/word/2018/wordml/cex" xmlns:w16cid="http://schemas.microsoft.com/office/word/2016/wordml/cid" xmlns:w16="http://schemas.microsoft.com/office/word/2018/wordml" xmlns:w16du="http://schemas.microsoft.com/office/word/2023/wordml/word16du" xmlns:w16sdtdh="http://schemas.microsoft.com/office/word/2020/wordml/sdtdatahash" xmlns:w16sdtfl="http://schemas.microsoft.com/office/word/2024/wordml/sdtformatlock" xmlns:w16se="http://schemas.microsoft.com/office/word/2015/wordml/symex" xmlns:wpg="http://schemas.microsoft.com/office/word/2010/wordprocessingGroup" xmlns:wpi="http://schemas.microsoft.com/office/word/2010/wordprocessingInk" xmlns:wne="http://schemas.microsoft.com/office/word/2006/wordml" xmlns:wps="http://schemas.microsoft.com/office/word/2010/wordprocessingShape" mc:Ignorable="w14 w15 w16se w16cid w16 w16cex w16sdtdh w16sdtfl w16du wp14">
+<w:footnotes xmlns:wpc="http://schemas.microsoft.com/office/word/2010/wordprocessingCanvas" xmlns:cx="http://schemas.microsoft.com/office/drawing/2014/chartex" xmlns:cx1="http://schemas.microsoft.com/office/drawing/2015/9/8/chartex" xmlns:mc="http://schemas.openxmlformats.org/markup-compatibility/2006" xmlns:o="urn:schemas-microsoft-com:office:office" xmlns:r="http://schemas.openxmlformats.org/officeDocument/2006/relationships" xmlns:m="http://schemas.openxmlformats.org/officeDocument/2006/math" xmlns:v="urn:schemas-microsoft-com:vml" xmlns:wp14="http://schemas.microsoft.com/office/word/2010/wordprocessingDrawing" xmlns:wp="http://schemas.openxmlformats.org/drawingml/2006/wordprocessingDrawing" xmlns:w10="urn:schemas-microsoft-com:office:word" xmlns:w="http://schemas.openxmlformats.org/wordprocessingml/2006/main" xmlns:w14="http://schemas.microsoft.com/office/word/2010/wordml" xmlns:w15="http://schemas.microsoft.com/office/word/2012/wordml" xmlns:w16se="http://schemas.microsoft.com/office/word/2015/wordml/symex" xmlns:wpg="http://schemas.microsoft.com/office/word/2010/wordprocessingGroup" xmlns:wpi="http://schemas.microsoft.com/office/word/2010/wordprocessingInk" xmlns:wne="http://schemas.microsoft.com/office/word/2006/wordml" xmlns:wps="http://schemas.microsoft.com/office/word/2010/wordprocessingShape" mc:Ignorable="w14 w15 w16se wp14">
   <w:footnote w:type="separator" w:id="-1">
     <w:p>
       <w:r>
@@ -4191,7 +4208,7 @@
 </file>
 
 <file path=word/header1.xml><?xml version="1.0" encoding="utf-8"?>
-<w:hdr xmlns:wpc="http://schemas.microsoft.com/office/word/2010/wordprocessingCanvas" xmlns:cx="http://schemas.microsoft.com/office/drawing/2014/chartex" xmlns:cx1="http://schemas.microsoft.com/office/drawing/2015/9/8/chartex" xmlns:cx2="http://schemas.microsoft.com/office/drawing/2015/10/21/chartex" xmlns:cx3="http://schemas.microsoft.com/office/drawing/2016/5/9/chartex" xmlns:cx4="http://schemas.microsoft.com/office/drawing/2016/5/10/chartex" xmlns:cx5="http://schemas.microsoft.com/office/drawing/2016/5/11/chartex" xmlns:cx6="http://schemas.microsoft.com/office/drawing/2016/5/12/chartex" xmlns:cx7="http://schemas.microsoft.com/office/drawing/2016/5/13/chartex" xmlns:cx8="http://schemas.microsoft.com/office/drawing/2016/5/14/chartex" xmlns:mc="http://schemas.openxmlformats.org/markup-compatibility/2006" xmlns:aink="http://schemas.microsoft.com/office/drawing/2016/ink" xmlns:am3d="http://schemas.microsoft.com/office/drawing/2017/model3d" xmlns:o="urn:schemas-microsoft-com:office:office" xmlns:oel="http://schemas.microsoft.com/office/2019/extlst" xmlns:r="http://schemas.openxmlformats.org/officeDocument/2006/relationships" xmlns:m="http://schemas.openxmlformats.org/officeDocument/2006/math" xmlns:v="urn:schemas-microsoft-com:vml" xmlns:wp14="http://schemas.microsoft.com/office/word/2010/wordprocessingDrawing" xmlns:wp="http://schemas.openxmlformats.org/drawingml/2006/wordprocessingDrawing" xmlns:w10="urn:schemas-microsoft-com:office:word" xmlns:w="http://schemas.openxmlformats.org/wordprocessingml/2006/main" xmlns:w14="http://schemas.microsoft.com/office/word/2010/wordml" xmlns:w15="http://schemas.microsoft.com/office/word/2012/wordml" xmlns:w16cex="http://schemas.microsoft.com/office/word/2018/wordml/cex" xmlns:w16cid="http://schemas.microsoft.com/office/word/2016/wordml/cid" xmlns:w16="http://schemas.microsoft.com/office/word/2018/wordml" xmlns:w16du="http://schemas.microsoft.com/office/word/2023/wordml/word16du" xmlns:w16sdtdh="http://schemas.microsoft.com/office/word/2020/wordml/sdtdatahash" xmlns:w16sdtfl="http://schemas.microsoft.com/office/word/2024/wordml/sdtformatlock" xmlns:w16se="http://schemas.microsoft.com/office/word/2015/wordml/symex" xmlns:wpg="http://schemas.microsoft.com/office/word/2010/wordprocessingGroup" xmlns:wpi="http://schemas.microsoft.com/office/word/2010/wordprocessingInk" xmlns:wne="http://schemas.microsoft.com/office/word/2006/wordml" xmlns:wps="http://schemas.microsoft.com/office/word/2010/wordprocessingShape" mc:Ignorable="w14 w15 w16se w16cid w16 w16cex w16sdtdh w16sdtfl w16du wp14">
+<w:hdr xmlns:wpc="http://schemas.microsoft.com/office/word/2010/wordprocessingCanvas" xmlns:cx="http://schemas.microsoft.com/office/drawing/2014/chartex" xmlns:cx1="http://schemas.microsoft.com/office/drawing/2015/9/8/chartex" xmlns:mc="http://schemas.openxmlformats.org/markup-compatibility/2006" xmlns:o="urn:schemas-microsoft-com:office:office" xmlns:r="http://schemas.openxmlformats.org/officeDocument/2006/relationships" xmlns:m="http://schemas.openxmlformats.org/officeDocument/2006/math" xmlns:v="urn:schemas-microsoft-com:vml" xmlns:wp14="http://schemas.microsoft.com/office/word/2010/wordprocessingDrawing" xmlns:wp="http://schemas.openxmlformats.org/drawingml/2006/wordprocessingDrawing" xmlns:w10="urn:schemas-microsoft-com:office:word" xmlns:w="http://schemas.openxmlformats.org/wordprocessingml/2006/main" xmlns:w14="http://schemas.microsoft.com/office/word/2010/wordml" xmlns:w15="http://schemas.microsoft.com/office/word/2012/wordml" xmlns:w16se="http://schemas.microsoft.com/office/word/2015/wordml/symex" xmlns:wpg="http://schemas.microsoft.com/office/word/2010/wordprocessingGroup" xmlns:wpi="http://schemas.microsoft.com/office/word/2010/wordprocessingInk" xmlns:wne="http://schemas.microsoft.com/office/word/2006/wordml" xmlns:wps="http://schemas.microsoft.com/office/word/2010/wordprocessingShape" mc:Ignorable="w14 w15 w16se wp14">
   <w:p>
     <w:pPr>
       <w:pStyle w:val="Header"/>
@@ -4203,7 +4220,7 @@
 </file>
 
 <file path=word/numbering.xml><?xml version="1.0" encoding="utf-8"?>
-<w:numbering xmlns:wpc="http://schemas.microsoft.com/office/word/2010/wordprocessingCanvas" xmlns:cx="http://schemas.microsoft.com/office/drawing/2014/chartex" xmlns:cx1="http://schemas.microsoft.com/office/drawing/2015/9/8/chartex" xmlns:cx2="http://schemas.microsoft.com/office/drawing/2015/10/21/chartex" xmlns:cx3="http://schemas.microsoft.com/office/drawing/2016/5/9/chartex" xmlns:cx4="http://schemas.microsoft.com/office/drawing/2016/5/10/chartex" xmlns:cx5="http://schemas.microsoft.com/office/drawing/2016/5/11/chartex" xmlns:cx6="http://schemas.microsoft.com/office/drawing/2016/5/12/chartex" xmlns:cx7="http://schemas.microsoft.com/office/drawing/2016/5/13/chartex" xmlns:cx8="http://schemas.microsoft.com/office/drawing/2016/5/14/chartex" xmlns:mc="http://schemas.openxmlformats.org/markup-compatibility/2006" xmlns:aink="http://schemas.microsoft.com/office/drawing/2016/ink" xmlns:am3d="http://schemas.microsoft.com/office/drawing/2017/model3d" xmlns:o="urn:schemas-microsoft-com:office:office" xmlns:oel="http://schemas.microsoft.com/office/2019/extlst" xmlns:r="http://schemas.openxmlformats.org/officeDocument/2006/relationships" xmlns:m="http://schemas.openxmlformats.org/officeDocument/2006/math" xmlns:v="urn:schemas-microsoft-com:vml" xmlns:wp14="http://schemas.microsoft.com/office/word/2010/wordprocessingDrawing" xmlns:wp="http://schemas.openxmlformats.org/drawingml/2006/wordprocessingDrawing" xmlns:w10="urn:schemas-microsoft-com:office:word" xmlns:w="http://schemas.openxmlformats.org/wordprocessingml/2006/main" xmlns:w14="http://schemas.microsoft.com/office/word/2010/wordml" xmlns:w15="http://schemas.microsoft.com/office/word/2012/wordml" xmlns:w16cex="http://schemas.microsoft.com/office/word/2018/wordml/cex" xmlns:w16cid="http://schemas.microsoft.com/office/word/2016/wordml/cid" xmlns:w16="http://schemas.microsoft.com/office/word/2018/wordml" xmlns:w16du="http://schemas.microsoft.com/office/word/2023/wordml/word16du" xmlns:w16sdtdh="http://schemas.microsoft.com/office/word/2020/wordml/sdtdatahash" xmlns:w16sdtfl="http://schemas.microsoft.com/office/word/2024/wordml/sdtformatlock" xmlns:w16se="http://schemas.microsoft.com/office/word/2015/wordml/symex" xmlns:wpg="http://schemas.microsoft.com/office/word/2010/wordprocessingGroup" xmlns:wpi="http://schemas.microsoft.com/office/word/2010/wordprocessingInk" xmlns:wne="http://schemas.microsoft.com/office/word/2006/wordml" xmlns:wps="http://schemas.microsoft.com/office/word/2010/wordprocessingShape" mc:Ignorable="w14 w15 w16se w16cid w16 w16cex w16sdtdh w16sdtfl w16du wp14">
+<w:numbering xmlns:wpc="http://schemas.microsoft.com/office/word/2010/wordprocessingCanvas" xmlns:cx="http://schemas.microsoft.com/office/drawing/2014/chartex" xmlns:cx1="http://schemas.microsoft.com/office/drawing/2015/9/8/chartex" xmlns:mc="http://schemas.openxmlformats.org/markup-compatibility/2006" xmlns:o="urn:schemas-microsoft-com:office:office" xmlns:r="http://schemas.openxmlformats.org/officeDocument/2006/relationships" xmlns:m="http://schemas.openxmlformats.org/officeDocument/2006/math" xmlns:v="urn:schemas-microsoft-com:vml" xmlns:wp14="http://schemas.microsoft.com/office/word/2010/wordprocessingDrawing" xmlns:wp="http://schemas.openxmlformats.org/drawingml/2006/wordprocessingDrawing" xmlns:w10="urn:schemas-microsoft-com:office:word" xmlns:w="http://schemas.openxmlformats.org/wordprocessingml/2006/main" xmlns:w14="http://schemas.microsoft.com/office/word/2010/wordml" xmlns:w15="http://schemas.microsoft.com/office/word/2012/wordml" xmlns:w16se="http://schemas.microsoft.com/office/word/2015/wordml/symex" xmlns:wpg="http://schemas.microsoft.com/office/word/2010/wordprocessingGroup" xmlns:wpi="http://schemas.microsoft.com/office/word/2010/wordprocessingInk" xmlns:wne="http://schemas.microsoft.com/office/word/2006/wordml" xmlns:wps="http://schemas.microsoft.com/office/word/2010/wordprocessingShape" mc:Ignorable="w14 w15 w16se wp14">
   <w:abstractNum w:abstractNumId="0" w15:restartNumberingAfterBreak="0">
     <w:nsid w:val="46DA6D68"/>
     <w:multiLevelType w:val="hybridMultilevel"/>
@@ -4434,17 +4451,17 @@
       </w:rPr>
     </w:lvl>
   </w:abstractNum>
-  <w:num w:numId="1" w16cid:durableId="1190799169">
+  <w:num w:numId="1">
     <w:abstractNumId w:val="1"/>
   </w:num>
-  <w:num w:numId="2" w16cid:durableId="849758088">
+  <w:num w:numId="2">
     <w:abstractNumId w:val="0"/>
   </w:num>
 </w:numbering>
 </file>
 
 <file path=word/styles.xml><?xml version="1.0" encoding="utf-8"?>
-<w:styles xmlns:mc="http://schemas.openxmlformats.org/markup-compatibility/2006" xmlns:r="http://schemas.openxmlformats.org/officeDocument/2006/relationships" xmlns:w="http://schemas.openxmlformats.org/wordprocessingml/2006/main" xmlns:w14="http://schemas.microsoft.com/office/word/2010/wordml" xmlns:w15="http://schemas.microsoft.com/office/word/2012/wordml" xmlns:w16cex="http://schemas.microsoft.com/office/word/2018/wordml/cex" xmlns:w16cid="http://schemas.microsoft.com/office/word/2016/wordml/cid" xmlns:w16="http://schemas.microsoft.com/office/word/2018/wordml" xmlns:w16du="http://schemas.microsoft.com/office/word/2023/wordml/word16du" xmlns:w16sdtdh="http://schemas.microsoft.com/office/word/2020/wordml/sdtdatahash" xmlns:w16sdtfl="http://schemas.microsoft.com/office/word/2024/wordml/sdtformatlock" xmlns:w16se="http://schemas.microsoft.com/office/word/2015/wordml/symex" mc:Ignorable="w14 w15 w16se w16cid w16 w16cex w16sdtdh w16sdtfl w16du">
+<w:styles xmlns:mc="http://schemas.openxmlformats.org/markup-compatibility/2006" xmlns:r="http://schemas.openxmlformats.org/officeDocument/2006/relationships" xmlns:w="http://schemas.openxmlformats.org/wordprocessingml/2006/main" xmlns:w14="http://schemas.microsoft.com/office/word/2010/wordml" xmlns:w15="http://schemas.microsoft.com/office/word/2012/wordml" xmlns:w16se="http://schemas.microsoft.com/office/word/2015/wordml/symex" mc:Ignorable="w14 w15 w16se">
   <w:docDefaults>
     <w:rPrDefault>
       <w:rPr>
@@ -4462,7 +4479,7 @@
       </w:pPr>
     </w:pPrDefault>
   </w:docDefaults>
-  <w:latentStyles w:defLockedState="0" w:defUIPriority="99" w:defSemiHidden="0" w:defUnhideWhenUsed="0" w:defQFormat="0" w:count="376">
+  <w:latentStyles w:defLockedState="0" w:defUIPriority="99" w:defSemiHidden="0" w:defUnhideWhenUsed="0" w:defQFormat="0" w:count="371">
     <w:lsdException w:name="Normal" w:uiPriority="0" w:qFormat="1"/>
     <w:lsdException w:name="heading 1" w:uiPriority="9" w:qFormat="1"/>
     <w:lsdException w:name="heading 2" w:semiHidden="1" w:uiPriority="9" w:unhideWhenUsed="1" w:qFormat="1"/>
@@ -4834,11 +4851,6 @@
     <w:lsdException w:name="List Table 5 Dark Accent 6" w:uiPriority="50"/>
     <w:lsdException w:name="List Table 6 Colorful Accent 6" w:uiPriority="51"/>
     <w:lsdException w:name="List Table 7 Colorful Accent 6" w:uiPriority="52"/>
-    <w:lsdException w:name="Mention" w:semiHidden="1" w:unhideWhenUsed="1"/>
-    <w:lsdException w:name="Smart Hyperlink" w:semiHidden="1" w:unhideWhenUsed="1"/>
-    <w:lsdException w:name="Hashtag" w:semiHidden="1" w:unhideWhenUsed="1"/>
-    <w:lsdException w:name="Unresolved Mention" w:semiHidden="1" w:unhideWhenUsed="1"/>
-    <w:lsdException w:name="Smart Link" w:semiHidden="1" w:unhideWhenUsed="1"/>
   </w:latentStyles>
   <w:style w:type="paragraph" w:default="1" w:styleId="Normal">
     <w:name w:val="Normal"/>

--- a/CÔNG TY TNHH CHÍ ĐỊNH VIỆT NAM/ChiDinh_BoSungDDPL/Mẫu 12.docx
+++ b/CÔNG TY TNHH CHÍ ĐỊNH VIỆT NAM/ChiDinh_BoSungDDPL/Mẫu 12.docx
@@ -1,6 +1,6 @@
 
 <file path=word/document.xml><?xml version="1.0" encoding="utf-8"?>
-<w:document xmlns:wpc="http://schemas.microsoft.com/office/word/2010/wordprocessingCanvas" xmlns:cx="http://schemas.microsoft.com/office/drawing/2014/chartex" xmlns:cx1="http://schemas.microsoft.com/office/drawing/2015/9/8/chartex" xmlns:mc="http://schemas.openxmlformats.org/markup-compatibility/2006" xmlns:o="urn:schemas-microsoft-com:office:office" xmlns:r="http://schemas.openxmlformats.org/officeDocument/2006/relationships" xmlns:m="http://schemas.openxmlformats.org/officeDocument/2006/math" xmlns:v="urn:schemas-microsoft-com:vml" xmlns:wp14="http://schemas.microsoft.com/office/word/2010/wordprocessingDrawing" xmlns:wp="http://schemas.openxmlformats.org/drawingml/2006/wordprocessingDrawing" xmlns:w10="urn:schemas-microsoft-com:office:word" xmlns:w="http://schemas.openxmlformats.org/wordprocessingml/2006/main" xmlns:w14="http://schemas.microsoft.com/office/word/2010/wordml" xmlns:w15="http://schemas.microsoft.com/office/word/2012/wordml" xmlns:w16se="http://schemas.microsoft.com/office/word/2015/wordml/symex" xmlns:wpg="http://schemas.microsoft.com/office/word/2010/wordprocessingGroup" xmlns:wpi="http://schemas.microsoft.com/office/word/2010/wordprocessingInk" xmlns:wne="http://schemas.microsoft.com/office/word/2006/wordml" xmlns:wps="http://schemas.microsoft.com/office/word/2010/wordprocessingShape" mc:Ignorable="w14 w15 w16se wp14">
+<w:document xmlns:wpc="http://schemas.microsoft.com/office/word/2010/wordprocessingCanvas" xmlns:cx="http://schemas.microsoft.com/office/drawing/2014/chartex" xmlns:mc="http://schemas.openxmlformats.org/markup-compatibility/2006" xmlns:o="urn:schemas-microsoft-com:office:office" xmlns:r="http://schemas.openxmlformats.org/officeDocument/2006/relationships" xmlns:m="http://schemas.openxmlformats.org/officeDocument/2006/math" xmlns:v="urn:schemas-microsoft-com:vml" xmlns:wp14="http://schemas.microsoft.com/office/word/2010/wordprocessingDrawing" xmlns:wp="http://schemas.openxmlformats.org/drawingml/2006/wordprocessingDrawing" xmlns:w10="urn:schemas-microsoft-com:office:word" xmlns:w="http://schemas.openxmlformats.org/wordprocessingml/2006/main" xmlns:w14="http://schemas.microsoft.com/office/word/2010/wordml" xmlns:w15="http://schemas.microsoft.com/office/word/2012/wordml" xmlns:w16se="http://schemas.microsoft.com/office/word/2015/wordml/symex" xmlns:wpg="http://schemas.microsoft.com/office/word/2010/wordprocessingGroup" xmlns:wpi="http://schemas.microsoft.com/office/word/2010/wordprocessingInk" xmlns:wne="http://schemas.microsoft.com/office/word/2006/wordml" xmlns:wps="http://schemas.microsoft.com/office/word/2010/wordprocessingShape" mc:Ignorable="w14 w15 w16se wp14">
   <w:body>
     <w:tbl>
       <w:tblPr>
@@ -136,7 +136,7 @@
                     </wp:anchor>
                   </w:drawing>
                 </mc:Choice>
-                <mc:Fallback xmlns:w16sdtfl="http://schemas.microsoft.com/office/word/2024/wordml/sdtformatlock" xmlns:w16sdtdh="http://schemas.microsoft.com/office/word/2020/wordml/sdtdatahash" xmlns:w16du="http://schemas.microsoft.com/office/word/2023/wordml/word16du" xmlns:w16="http://schemas.microsoft.com/office/word/2018/wordml" xmlns:w16cid="http://schemas.microsoft.com/office/word/2016/wordml/cid" xmlns:w16cex="http://schemas.microsoft.com/office/word/2018/wordml/cex" xmlns:oel="http://schemas.microsoft.com/office/2019/extlst" xmlns:am3d="http://schemas.microsoft.com/office/drawing/2017/model3d" xmlns:aink="http://schemas.microsoft.com/office/drawing/2016/ink" xmlns:cx8="http://schemas.microsoft.com/office/drawing/2016/5/14/chartex" xmlns:cx7="http://schemas.microsoft.com/office/drawing/2016/5/13/chartex" xmlns:cx6="http://schemas.microsoft.com/office/drawing/2016/5/12/chartex" xmlns:cx5="http://schemas.microsoft.com/office/drawing/2016/5/11/chartex" xmlns:cx4="http://schemas.microsoft.com/office/drawing/2016/5/10/chartex" xmlns:cx3="http://schemas.microsoft.com/office/drawing/2016/5/9/chartex" xmlns:cx2="http://schemas.microsoft.com/office/drawing/2015/10/21/chartex">
+                <mc:Fallback xmlns:cx2="http://schemas.microsoft.com/office/drawing/2015/10/21/chartex" xmlns:cx3="http://schemas.microsoft.com/office/drawing/2016/5/9/chartex" xmlns:cx4="http://schemas.microsoft.com/office/drawing/2016/5/10/chartex" xmlns:cx5="http://schemas.microsoft.com/office/drawing/2016/5/11/chartex" xmlns:cx6="http://schemas.microsoft.com/office/drawing/2016/5/12/chartex" xmlns:cx7="http://schemas.microsoft.com/office/drawing/2016/5/13/chartex" xmlns:cx8="http://schemas.microsoft.com/office/drawing/2016/5/14/chartex" xmlns:aink="http://schemas.microsoft.com/office/drawing/2016/ink" xmlns:am3d="http://schemas.microsoft.com/office/drawing/2017/model3d" xmlns:oel="http://schemas.microsoft.com/office/2019/extlst" xmlns:w16cex="http://schemas.microsoft.com/office/word/2018/wordml/cex" xmlns:w16cid="http://schemas.microsoft.com/office/word/2016/wordml/cid" xmlns:w16="http://schemas.microsoft.com/office/word/2018/wordml" xmlns:w16du="http://schemas.microsoft.com/office/word/2023/wordml/word16du" xmlns:w16sdtdh="http://schemas.microsoft.com/office/word/2020/wordml/sdtdatahash" xmlns:w16sdtfl="http://schemas.microsoft.com/office/word/2024/wordml/sdtformatlock" xmlns:cx1="http://schemas.microsoft.com/office/drawing/2015/9/8/chartex">
                   <w:pict>
                     <v:line w14:anchorId="6598B54E" id="Line 159" o:spid="_x0000_s1026" style="position:absolute;z-index:251672576;visibility:visible;mso-wrap-style:square;mso-width-percent:0;mso-height-percent:0;mso-wrap-distance-left:9pt;mso-wrap-distance-top:-6e-5mm;mso-wrap-distance-right:9pt;mso-wrap-distance-bottom:-6e-5mm;mso-position-horizontal:center;mso-position-horizontal-relative:margin;mso-position-vertical:absolute;mso-position-vertical-relative:text;mso-width-percent:0;mso-height-percent:0;mso-width-relative:page;mso-height-relative:page" from="0,15.5pt" to="158.75pt,15.5pt" o:gfxdata="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">
                       <o:lock v:ext="edit" shapetype="f"/>
@@ -300,7 +300,7 @@
               </wp:anchor>
             </w:drawing>
           </mc:Choice>
-          <mc:Fallback xmlns:w16sdtfl="http://schemas.microsoft.com/office/word/2024/wordml/sdtformatlock" xmlns:w16sdtdh="http://schemas.microsoft.com/office/word/2020/wordml/sdtdatahash" xmlns:w16du="http://schemas.microsoft.com/office/word/2023/wordml/word16du" xmlns:w16="http://schemas.microsoft.com/office/word/2018/wordml" xmlns:w16cid="http://schemas.microsoft.com/office/word/2016/wordml/cid" xmlns:w16cex="http://schemas.microsoft.com/office/word/2018/wordml/cex" xmlns:oel="http://schemas.microsoft.com/office/2019/extlst" xmlns:am3d="http://schemas.microsoft.com/office/drawing/2017/model3d" xmlns:aink="http://schemas.microsoft.com/office/drawing/2016/ink" xmlns:cx8="http://schemas.microsoft.com/office/drawing/2016/5/14/chartex" xmlns:cx7="http://schemas.microsoft.com/office/drawing/2016/5/13/chartex" xmlns:cx6="http://schemas.microsoft.com/office/drawing/2016/5/12/chartex" xmlns:cx5="http://schemas.microsoft.com/office/drawing/2016/5/11/chartex" xmlns:cx4="http://schemas.microsoft.com/office/drawing/2016/5/10/chartex" xmlns:cx3="http://schemas.microsoft.com/office/drawing/2016/5/9/chartex" xmlns:cx2="http://schemas.microsoft.com/office/drawing/2015/10/21/chartex">
+          <mc:Fallback xmlns:cx2="http://schemas.microsoft.com/office/drawing/2015/10/21/chartex" xmlns:cx3="http://schemas.microsoft.com/office/drawing/2016/5/9/chartex" xmlns:cx4="http://schemas.microsoft.com/office/drawing/2016/5/10/chartex" xmlns:cx5="http://schemas.microsoft.com/office/drawing/2016/5/11/chartex" xmlns:cx6="http://schemas.microsoft.com/office/drawing/2016/5/12/chartex" xmlns:cx7="http://schemas.microsoft.com/office/drawing/2016/5/13/chartex" xmlns:cx8="http://schemas.microsoft.com/office/drawing/2016/5/14/chartex" xmlns:aink="http://schemas.microsoft.com/office/drawing/2016/ink" xmlns:am3d="http://schemas.microsoft.com/office/drawing/2017/model3d" xmlns:oel="http://schemas.microsoft.com/office/2019/extlst" xmlns:w16cex="http://schemas.microsoft.com/office/word/2018/wordml/cex" xmlns:w16cid="http://schemas.microsoft.com/office/word/2016/wordml/cid" xmlns:w16="http://schemas.microsoft.com/office/word/2018/wordml" xmlns:w16du="http://schemas.microsoft.com/office/word/2023/wordml/word16du" xmlns:w16sdtdh="http://schemas.microsoft.com/office/word/2020/wordml/sdtdatahash" xmlns:w16sdtfl="http://schemas.microsoft.com/office/word/2024/wordml/sdtformatlock" xmlns:cx1="http://schemas.microsoft.com/office/drawing/2015/9/8/chartex">
             <w:pict>
               <v:line w14:anchorId="3D835A94" id="Straight Connector 1" o:spid="_x0000_s1026" style="position:absolute;z-index:251673600;visibility:visible;mso-wrap-style:square;mso-width-percent:0;mso-height-percent:0;mso-wrap-distance-left:9pt;mso-wrap-distance-top:-3e-5mm;mso-wrap-distance-right:9pt;mso-wrap-distance-bottom:-3e-5mm;mso-position-horizontal:center;mso-position-horizontal-relative:margin;mso-position-vertical:absolute;mso-position-vertical-relative:text;mso-width-percent:0;mso-height-percent:0;mso-width-relative:margin;mso-height-relative:page" from="0,66.95pt" to="111.65pt,66.95pt" o:gfxdata="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" strokecolor="black [3200]" strokeweight=".5pt">
                 <v:stroke joinstyle="miter"/>
@@ -1082,7 +1082,7 @@
               </wp:anchor>
             </w:drawing>
           </mc:Choice>
-          <mc:Fallback xmlns:w16sdtfl="http://schemas.microsoft.com/office/word/2024/wordml/sdtformatlock" xmlns:w16sdtdh="http://schemas.microsoft.com/office/word/2020/wordml/sdtdatahash" xmlns:w16du="http://schemas.microsoft.com/office/word/2023/wordml/word16du" xmlns:w16="http://schemas.microsoft.com/office/word/2018/wordml" xmlns:w16cid="http://schemas.microsoft.com/office/word/2016/wordml/cid" xmlns:w16cex="http://schemas.microsoft.com/office/word/2018/wordml/cex" xmlns:oel="http://schemas.microsoft.com/office/2019/extlst" xmlns:am3d="http://schemas.microsoft.com/office/drawing/2017/model3d" xmlns:aink="http://schemas.microsoft.com/office/drawing/2016/ink" xmlns:cx8="http://schemas.microsoft.com/office/drawing/2016/5/14/chartex" xmlns:cx7="http://schemas.microsoft.com/office/drawing/2016/5/13/chartex" xmlns:cx6="http://schemas.microsoft.com/office/drawing/2016/5/12/chartex" xmlns:cx5="http://schemas.microsoft.com/office/drawing/2016/5/11/chartex" xmlns:cx4="http://schemas.microsoft.com/office/drawing/2016/5/10/chartex" xmlns:cx3="http://schemas.microsoft.com/office/drawing/2016/5/9/chartex" xmlns:cx2="http://schemas.microsoft.com/office/drawing/2015/10/21/chartex">
+          <mc:Fallback xmlns:cx2="http://schemas.microsoft.com/office/drawing/2015/10/21/chartex" xmlns:cx3="http://schemas.microsoft.com/office/drawing/2016/5/9/chartex" xmlns:cx4="http://schemas.microsoft.com/office/drawing/2016/5/10/chartex" xmlns:cx5="http://schemas.microsoft.com/office/drawing/2016/5/11/chartex" xmlns:cx6="http://schemas.microsoft.com/office/drawing/2016/5/12/chartex" xmlns:cx7="http://schemas.microsoft.com/office/drawing/2016/5/13/chartex" xmlns:cx8="http://schemas.microsoft.com/office/drawing/2016/5/14/chartex" xmlns:aink="http://schemas.microsoft.com/office/drawing/2016/ink" xmlns:am3d="http://schemas.microsoft.com/office/drawing/2017/model3d" xmlns:oel="http://schemas.microsoft.com/office/2019/extlst" xmlns:w16cex="http://schemas.microsoft.com/office/word/2018/wordml/cex" xmlns:w16cid="http://schemas.microsoft.com/office/word/2016/wordml/cid" xmlns:w16="http://schemas.microsoft.com/office/word/2018/wordml" xmlns:w16du="http://schemas.microsoft.com/office/word/2023/wordml/word16du" xmlns:w16sdtdh="http://schemas.microsoft.com/office/word/2020/wordml/sdtdatahash" xmlns:w16sdtfl="http://schemas.microsoft.com/office/word/2024/wordml/sdtformatlock" xmlns:cx1="http://schemas.microsoft.com/office/drawing/2015/9/8/chartex">
             <w:pict>
               <v:rect w14:anchorId="7028B9F1" id="Rectangle 800" o:spid="_x0000_s1026" style="position:absolute;margin-left:398.8pt;margin-top:62.75pt;width:20.15pt;height:15.95pt;z-index:251668480;visibility:visible;mso-wrap-style:none;mso-width-percent:0;mso-height-percent:0;mso-wrap-distance-left:9pt;mso-wrap-distance-top:0;mso-wrap-distance-right:9pt;mso-wrap-distance-bottom:0;mso-position-horizontal:absolute;mso-position-horizontal-relative:text;mso-position-vertical:absolute;mso-position-vertical-relative:text;mso-width-percent:0;mso-height-percent:0;mso-width-relative:page;mso-height-relative:page;v-text-anchor:middle" o:gfxdata="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" strokeweight=".26mm">
                 <v:stroke endcap="square"/>
@@ -1155,7 +1155,7 @@
               </wp:anchor>
             </w:drawing>
           </mc:Choice>
-          <mc:Fallback xmlns:w16sdtfl="http://schemas.microsoft.com/office/word/2024/wordml/sdtformatlock" xmlns:w16sdtdh="http://schemas.microsoft.com/office/word/2020/wordml/sdtdatahash" xmlns:w16du="http://schemas.microsoft.com/office/word/2023/wordml/word16du" xmlns:w16="http://schemas.microsoft.com/office/word/2018/wordml" xmlns:w16cid="http://schemas.microsoft.com/office/word/2016/wordml/cid" xmlns:w16cex="http://schemas.microsoft.com/office/word/2018/wordml/cex" xmlns:oel="http://schemas.microsoft.com/office/2019/extlst" xmlns:am3d="http://schemas.microsoft.com/office/drawing/2017/model3d" xmlns:aink="http://schemas.microsoft.com/office/drawing/2016/ink" xmlns:cx8="http://schemas.microsoft.com/office/drawing/2016/5/14/chartex" xmlns:cx7="http://schemas.microsoft.com/office/drawing/2016/5/13/chartex" xmlns:cx6="http://schemas.microsoft.com/office/drawing/2016/5/12/chartex" xmlns:cx5="http://schemas.microsoft.com/office/drawing/2016/5/11/chartex" xmlns:cx4="http://schemas.microsoft.com/office/drawing/2016/5/10/chartex" xmlns:cx3="http://schemas.microsoft.com/office/drawing/2016/5/9/chartex" xmlns:cx2="http://schemas.microsoft.com/office/drawing/2015/10/21/chartex">
+          <mc:Fallback xmlns:cx2="http://schemas.microsoft.com/office/drawing/2015/10/21/chartex" xmlns:cx3="http://schemas.microsoft.com/office/drawing/2016/5/9/chartex" xmlns:cx4="http://schemas.microsoft.com/office/drawing/2016/5/10/chartex" xmlns:cx5="http://schemas.microsoft.com/office/drawing/2016/5/11/chartex" xmlns:cx6="http://schemas.microsoft.com/office/drawing/2016/5/12/chartex" xmlns:cx7="http://schemas.microsoft.com/office/drawing/2016/5/13/chartex" xmlns:cx8="http://schemas.microsoft.com/office/drawing/2016/5/14/chartex" xmlns:aink="http://schemas.microsoft.com/office/drawing/2016/ink" xmlns:am3d="http://schemas.microsoft.com/office/drawing/2017/model3d" xmlns:oel="http://schemas.microsoft.com/office/2019/extlst" xmlns:w16cex="http://schemas.microsoft.com/office/word/2018/wordml/cex" xmlns:w16cid="http://schemas.microsoft.com/office/word/2016/wordml/cid" xmlns:w16="http://schemas.microsoft.com/office/word/2018/wordml" xmlns:w16du="http://schemas.microsoft.com/office/word/2023/wordml/word16du" xmlns:w16sdtdh="http://schemas.microsoft.com/office/word/2020/wordml/sdtdatahash" xmlns:w16sdtfl="http://schemas.microsoft.com/office/word/2024/wordml/sdtformatlock" xmlns:cx1="http://schemas.microsoft.com/office/drawing/2015/9/8/chartex">
             <w:pict>
               <v:rect w14:anchorId="05E3954F" id="Rectangle 826" o:spid="_x0000_s1026" style="position:absolute;margin-left:398.8pt;margin-top:86.4pt;width:20.15pt;height:15.95pt;z-index:251669504;visibility:visible;mso-wrap-style:none;mso-width-percent:0;mso-height-percent:0;mso-wrap-distance-left:9pt;mso-wrap-distance-top:0;mso-wrap-distance-right:9pt;mso-wrap-distance-bottom:0;mso-position-horizontal:absolute;mso-position-horizontal-relative:text;mso-position-vertical:absolute;mso-position-vertical-relative:text;mso-width-percent:0;mso-height-percent:0;mso-width-relative:page;mso-height-relative:page;v-text-anchor:middle" o:gfxdata="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" strokeweight=".26mm">
                 <v:stroke endcap="square"/>
@@ -2578,8 +2578,34 @@
                 <w:sz w:val="28"/>
                 <w:szCs w:val="28"/>
               </w:rPr>
-              <w:t>(trừ xử lý, tráng phủ, xi mạ kim loại)</w:t>
-            </w:r>
+              <w:t xml:space="preserve">Chi tiết: Dịch vụ sửa chữa, bảo dưỡng máy móc, thiết bị (không bao gồm sửa chữa, bảo </w:t>
+            </w:r>
+            <w:r>
+              <w:rPr>
+                <w:sz w:val="28"/>
+                <w:szCs w:val="28"/>
+              </w:rPr>
+              <w:lastRenderedPageBreak/>
+              <w:t>dưỡng tàu biển, máy bay hoặc các phương tiện và thiết bị vận tải khác) (CPC 633).</w:t>
+            </w:r>
+          </w:p>
+          <w:p>
+            <w:pPr>
+              <w:spacing w:before="120" w:line="340" w:lineRule="exact"/>
+              <w:rPr>
+                <w:sz w:val="28"/>
+                <w:szCs w:val="28"/>
+              </w:rPr>
+            </w:pPr>
+            <w:r>
+              <w:rPr>
+                <w:sz w:val="28"/>
+                <w:szCs w:val="28"/>
+              </w:rPr>
+              <w:t>(Trừ xử lý, tráng phủ, xi mạ kim loại).</w:t>
+            </w:r>
+            <w:bookmarkStart w:id="6" w:name="_GoBack"/>
+            <w:bookmarkEnd w:id="6"/>
           </w:p>
         </w:tc>
         <w:tc>
@@ -2600,6 +2626,7 @@
                 <w:sz w:val="28"/>
                 <w:szCs w:val="28"/>
               </w:rPr>
+              <w:lastRenderedPageBreak/>
               <w:t>3312</w:t>
             </w:r>
           </w:p>
@@ -3135,8 +3162,6 @@
         </w:rPr>
         <w:t>, khu phố</w:t>
       </w:r>
-      <w:bookmarkStart w:id="6" w:name="_GoBack"/>
-      <w:bookmarkEnd w:id="6"/>
       <w:r>
         <w:rPr>
           <w:sz w:val="26"/>
@@ -4029,7 +4054,7 @@
 </file>
 
 <file path=word/endnotes.xml><?xml version="1.0" encoding="utf-8"?>
-<w:endnotes xmlns:wpc="http://schemas.microsoft.com/office/word/2010/wordprocessingCanvas" xmlns:cx="http://schemas.microsoft.com/office/drawing/2014/chartex" xmlns:cx1="http://schemas.microsoft.com/office/drawing/2015/9/8/chartex" xmlns:mc="http://schemas.openxmlformats.org/markup-compatibility/2006" xmlns:o="urn:schemas-microsoft-com:office:office" xmlns:r="http://schemas.openxmlformats.org/officeDocument/2006/relationships" xmlns:m="http://schemas.openxmlformats.org/officeDocument/2006/math" xmlns:v="urn:schemas-microsoft-com:vml" xmlns:wp14="http://schemas.microsoft.com/office/word/2010/wordprocessingDrawing" xmlns:wp="http://schemas.openxmlformats.org/drawingml/2006/wordprocessingDrawing" xmlns:w10="urn:schemas-microsoft-com:office:word" xmlns:w="http://schemas.openxmlformats.org/wordprocessingml/2006/main" xmlns:w14="http://schemas.microsoft.com/office/word/2010/wordml" xmlns:w15="http://schemas.microsoft.com/office/word/2012/wordml" xmlns:w16se="http://schemas.microsoft.com/office/word/2015/wordml/symex" xmlns:wpg="http://schemas.microsoft.com/office/word/2010/wordprocessingGroup" xmlns:wpi="http://schemas.microsoft.com/office/word/2010/wordprocessingInk" xmlns:wne="http://schemas.microsoft.com/office/word/2006/wordml" xmlns:wps="http://schemas.microsoft.com/office/word/2010/wordprocessingShape" mc:Ignorable="w14 w15 w16se wp14">
+<w:endnotes xmlns:wpc="http://schemas.microsoft.com/office/word/2010/wordprocessingCanvas" xmlns:cx="http://schemas.microsoft.com/office/drawing/2014/chartex" xmlns:mc="http://schemas.openxmlformats.org/markup-compatibility/2006" xmlns:o="urn:schemas-microsoft-com:office:office" xmlns:r="http://schemas.openxmlformats.org/officeDocument/2006/relationships" xmlns:m="http://schemas.openxmlformats.org/officeDocument/2006/math" xmlns:v="urn:schemas-microsoft-com:vml" xmlns:wp14="http://schemas.microsoft.com/office/word/2010/wordprocessingDrawing" xmlns:wp="http://schemas.openxmlformats.org/drawingml/2006/wordprocessingDrawing" xmlns:w10="urn:schemas-microsoft-com:office:word" xmlns:w="http://schemas.openxmlformats.org/wordprocessingml/2006/main" xmlns:w14="http://schemas.microsoft.com/office/word/2010/wordml" xmlns:w15="http://schemas.microsoft.com/office/word/2012/wordml" xmlns:w16se="http://schemas.microsoft.com/office/word/2015/wordml/symex" xmlns:wpg="http://schemas.microsoft.com/office/word/2010/wordprocessingGroup" xmlns:wpi="http://schemas.microsoft.com/office/word/2010/wordprocessingInk" xmlns:wne="http://schemas.microsoft.com/office/word/2006/wordml" xmlns:wps="http://schemas.microsoft.com/office/word/2010/wordprocessingShape" mc:Ignorable="w14 w15 w16se wp14">
   <w:endnote w:type="separator" w:id="-1">
     <w:p>
       <w:r>
@@ -4048,7 +4073,7 @@
 </file>
 
 <file path=word/footnotes.xml><?xml version="1.0" encoding="utf-8"?>
-<w:footnotes xmlns:wpc="http://schemas.microsoft.com/office/word/2010/wordprocessingCanvas" xmlns:cx="http://schemas.microsoft.com/office/drawing/2014/chartex" xmlns:cx1="http://schemas.microsoft.com/office/drawing/2015/9/8/chartex" xmlns:mc="http://schemas.openxmlformats.org/markup-compatibility/2006" xmlns:o="urn:schemas-microsoft-com:office:office" xmlns:r="http://schemas.openxmlformats.org/officeDocument/2006/relationships" xmlns:m="http://schemas.openxmlformats.org/officeDocument/2006/math" xmlns:v="urn:schemas-microsoft-com:vml" xmlns:wp14="http://schemas.microsoft.com/office/word/2010/wordprocessingDrawing" xmlns:wp="http://schemas.openxmlformats.org/drawingml/2006/wordprocessingDrawing" xmlns:w10="urn:schemas-microsoft-com:office:word" xmlns:w="http://schemas.openxmlformats.org/wordprocessingml/2006/main" xmlns:w14="http://schemas.microsoft.com/office/word/2010/wordml" xmlns:w15="http://schemas.microsoft.com/office/word/2012/wordml" xmlns:w16se="http://schemas.microsoft.com/office/word/2015/wordml/symex" xmlns:wpg="http://schemas.microsoft.com/office/word/2010/wordprocessingGroup" xmlns:wpi="http://schemas.microsoft.com/office/word/2010/wordprocessingInk" xmlns:wne="http://schemas.microsoft.com/office/word/2006/wordml" xmlns:wps="http://schemas.microsoft.com/office/word/2010/wordprocessingShape" mc:Ignorable="w14 w15 w16se wp14">
+<w:footnotes xmlns:wpc="http://schemas.microsoft.com/office/word/2010/wordprocessingCanvas" xmlns:cx="http://schemas.microsoft.com/office/drawing/2014/chartex" xmlns:mc="http://schemas.openxmlformats.org/markup-compatibility/2006" xmlns:o="urn:schemas-microsoft-com:office:office" xmlns:r="http://schemas.openxmlformats.org/officeDocument/2006/relationships" xmlns:m="http://schemas.openxmlformats.org/officeDocument/2006/math" xmlns:v="urn:schemas-microsoft-com:vml" xmlns:wp14="http://schemas.microsoft.com/office/word/2010/wordprocessingDrawing" xmlns:wp="http://schemas.openxmlformats.org/drawingml/2006/wordprocessingDrawing" xmlns:w10="urn:schemas-microsoft-com:office:word" xmlns:w="http://schemas.openxmlformats.org/wordprocessingml/2006/main" xmlns:w14="http://schemas.microsoft.com/office/word/2010/wordml" xmlns:w15="http://schemas.microsoft.com/office/word/2012/wordml" xmlns:w16se="http://schemas.microsoft.com/office/word/2015/wordml/symex" xmlns:wpg="http://schemas.microsoft.com/office/word/2010/wordprocessingGroup" xmlns:wpi="http://schemas.microsoft.com/office/word/2010/wordprocessingInk" xmlns:wne="http://schemas.microsoft.com/office/word/2006/wordml" xmlns:wps="http://schemas.microsoft.com/office/word/2010/wordprocessingShape" mc:Ignorable="w14 w15 w16se wp14">
   <w:footnote w:type="separator" w:id="-1">
     <w:p>
       <w:r>
@@ -4208,7 +4233,7 @@
 </file>
 
 <file path=word/header1.xml><?xml version="1.0" encoding="utf-8"?>
-<w:hdr xmlns:wpc="http://schemas.microsoft.com/office/word/2010/wordprocessingCanvas" xmlns:cx="http://schemas.microsoft.com/office/drawing/2014/chartex" xmlns:cx1="http://schemas.microsoft.com/office/drawing/2015/9/8/chartex" xmlns:mc="http://schemas.openxmlformats.org/markup-compatibility/2006" xmlns:o="urn:schemas-microsoft-com:office:office" xmlns:r="http://schemas.openxmlformats.org/officeDocument/2006/relationships" xmlns:m="http://schemas.openxmlformats.org/officeDocument/2006/math" xmlns:v="urn:schemas-microsoft-com:vml" xmlns:wp14="http://schemas.microsoft.com/office/word/2010/wordprocessingDrawing" xmlns:wp="http://schemas.openxmlformats.org/drawingml/2006/wordprocessingDrawing" xmlns:w10="urn:schemas-microsoft-com:office:word" xmlns:w="http://schemas.openxmlformats.org/wordprocessingml/2006/main" xmlns:w14="http://schemas.microsoft.com/office/word/2010/wordml" xmlns:w15="http://schemas.microsoft.com/office/word/2012/wordml" xmlns:w16se="http://schemas.microsoft.com/office/word/2015/wordml/symex" xmlns:wpg="http://schemas.microsoft.com/office/word/2010/wordprocessingGroup" xmlns:wpi="http://schemas.microsoft.com/office/word/2010/wordprocessingInk" xmlns:wne="http://schemas.microsoft.com/office/word/2006/wordml" xmlns:wps="http://schemas.microsoft.com/office/word/2010/wordprocessingShape" mc:Ignorable="w14 w15 w16se wp14">
+<w:hdr xmlns:wpc="http://schemas.microsoft.com/office/word/2010/wordprocessingCanvas" xmlns:cx="http://schemas.microsoft.com/office/drawing/2014/chartex" xmlns:mc="http://schemas.openxmlformats.org/markup-compatibility/2006" xmlns:o="urn:schemas-microsoft-com:office:office" xmlns:r="http://schemas.openxmlformats.org/officeDocument/2006/relationships" xmlns:m="http://schemas.openxmlformats.org/officeDocument/2006/math" xmlns:v="urn:schemas-microsoft-com:vml" xmlns:wp14="http://schemas.microsoft.com/office/word/2010/wordprocessingDrawing" xmlns:wp="http://schemas.openxmlformats.org/drawingml/2006/wordprocessingDrawing" xmlns:w10="urn:schemas-microsoft-com:office:word" xmlns:w="http://schemas.openxmlformats.org/wordprocessingml/2006/main" xmlns:w14="http://schemas.microsoft.com/office/word/2010/wordml" xmlns:w15="http://schemas.microsoft.com/office/word/2012/wordml" xmlns:w16se="http://schemas.microsoft.com/office/word/2015/wordml/symex" xmlns:wpg="http://schemas.microsoft.com/office/word/2010/wordprocessingGroup" xmlns:wpi="http://schemas.microsoft.com/office/word/2010/wordprocessingInk" xmlns:wne="http://schemas.microsoft.com/office/word/2006/wordml" xmlns:wps="http://schemas.microsoft.com/office/word/2010/wordprocessingShape" mc:Ignorable="w14 w15 w16se wp14">
   <w:p>
     <w:pPr>
       <w:pStyle w:val="Header"/>
@@ -4220,7 +4245,7 @@
 </file>
 
 <file path=word/numbering.xml><?xml version="1.0" encoding="utf-8"?>
-<w:numbering xmlns:wpc="http://schemas.microsoft.com/office/word/2010/wordprocessingCanvas" xmlns:cx="http://schemas.microsoft.com/office/drawing/2014/chartex" xmlns:cx1="http://schemas.microsoft.com/office/drawing/2015/9/8/chartex" xmlns:mc="http://schemas.openxmlformats.org/markup-compatibility/2006" xmlns:o="urn:schemas-microsoft-com:office:office" xmlns:r="http://schemas.openxmlformats.org/officeDocument/2006/relationships" xmlns:m="http://schemas.openxmlformats.org/officeDocument/2006/math" xmlns:v="urn:schemas-microsoft-com:vml" xmlns:wp14="http://schemas.microsoft.com/office/word/2010/wordprocessingDrawing" xmlns:wp="http://schemas.openxmlformats.org/drawingml/2006/wordprocessingDrawing" xmlns:w10="urn:schemas-microsoft-com:office:word" xmlns:w="http://schemas.openxmlformats.org/wordprocessingml/2006/main" xmlns:w14="http://schemas.microsoft.com/office/word/2010/wordml" xmlns:w15="http://schemas.microsoft.com/office/word/2012/wordml" xmlns:w16se="http://schemas.microsoft.com/office/word/2015/wordml/symex" xmlns:wpg="http://schemas.microsoft.com/office/word/2010/wordprocessingGroup" xmlns:wpi="http://schemas.microsoft.com/office/word/2010/wordprocessingInk" xmlns:wne="http://schemas.microsoft.com/office/word/2006/wordml" xmlns:wps="http://schemas.microsoft.com/office/word/2010/wordprocessingShape" mc:Ignorable="w14 w15 w16se wp14">
+<w:numbering xmlns:wpc="http://schemas.microsoft.com/office/word/2010/wordprocessingCanvas" xmlns:cx="http://schemas.microsoft.com/office/drawing/2014/chartex" xmlns:mc="http://schemas.openxmlformats.org/markup-compatibility/2006" xmlns:o="urn:schemas-microsoft-com:office:office" xmlns:r="http://schemas.openxmlformats.org/officeDocument/2006/relationships" xmlns:m="http://schemas.openxmlformats.org/officeDocument/2006/math" xmlns:v="urn:schemas-microsoft-com:vml" xmlns:wp14="http://schemas.microsoft.com/office/word/2010/wordprocessingDrawing" xmlns:wp="http://schemas.openxmlformats.org/drawingml/2006/wordprocessingDrawing" xmlns:w10="urn:schemas-microsoft-com:office:word" xmlns:w="http://schemas.openxmlformats.org/wordprocessingml/2006/main" xmlns:w14="http://schemas.microsoft.com/office/word/2010/wordml" xmlns:w15="http://schemas.microsoft.com/office/word/2012/wordml" xmlns:w16se="http://schemas.microsoft.com/office/word/2015/wordml/symex" xmlns:wpg="http://schemas.microsoft.com/office/word/2010/wordprocessingGroup" xmlns:wpi="http://schemas.microsoft.com/office/word/2010/wordprocessingInk" xmlns:wne="http://schemas.microsoft.com/office/word/2006/wordml" xmlns:wps="http://schemas.microsoft.com/office/word/2010/wordprocessingShape" mc:Ignorable="w14 w15 w16se wp14">
   <w:abstractNum w:abstractNumId="0" w15:restartNumberingAfterBreak="0">
     <w:nsid w:val="46DA6D68"/>
     <w:multiLevelType w:val="hybridMultilevel"/>
